--- a/大台架材料/需求与功能文档/大台架VCU功能需求分析0920.docx
+++ b/大台架材料/需求与功能文档/大台架VCU功能需求分析0920.docx
@@ -16744,6 +16744,12 @@
             <w:insideH w:val="single" w:color="auto" w:sz="4" w:space="0"/>
             <w:insideV w:val="single" w:color="auto" w:sz="4" w:space="0"/>
           </w:tblBorders>
+          <w:tblCellMar>
+            <w:top w:w="0" w:type="dxa"/>
+            <w:left w:w="108" w:type="dxa"/>
+            <w:bottom w:w="0" w:type="dxa"/>
+            <w:right w:w="108" w:type="dxa"/>
+          </w:tblCellMar>
         </w:tblPrEx>
         <w:tc>
           <w:tcPr>
@@ -22508,12 +22514,6 @@
             <w:insideH w:val="single" w:color="auto" w:sz="4" w:space="0"/>
             <w:insideV w:val="single" w:color="auto" w:sz="4" w:space="0"/>
           </w:tblBorders>
-          <w:tblCellMar>
-            <w:top w:w="0" w:type="dxa"/>
-            <w:left w:w="108" w:type="dxa"/>
-            <w:bottom w:w="0" w:type="dxa"/>
-            <w:right w:w="108" w:type="dxa"/>
-          </w:tblCellMar>
         </w:tblPrEx>
         <w:tc>
           <w:tcPr>
@@ -24821,12 +24821,6 @@
             <w:insideH w:val="single" w:color="auto" w:sz="4" w:space="0"/>
             <w:insideV w:val="single" w:color="auto" w:sz="4" w:space="0"/>
           </w:tblBorders>
-          <w:tblCellMar>
-            <w:top w:w="0" w:type="dxa"/>
-            <w:left w:w="108" w:type="dxa"/>
-            <w:bottom w:w="0" w:type="dxa"/>
-            <w:right w:w="108" w:type="dxa"/>
-          </w:tblCellMar>
         </w:tblPrEx>
         <w:tc>
           <w:tcPr>
@@ -26683,12 +26677,6 @@
             <w:insideH w:val="single" w:color="auto" w:sz="4" w:space="0"/>
             <w:insideV w:val="single" w:color="auto" w:sz="4" w:space="0"/>
           </w:tblBorders>
-          <w:tblCellMar>
-            <w:top w:w="0" w:type="dxa"/>
-            <w:left w:w="108" w:type="dxa"/>
-            <w:bottom w:w="0" w:type="dxa"/>
-            <w:right w:w="108" w:type="dxa"/>
-          </w:tblCellMar>
         </w:tblPrEx>
         <w:tc>
           <w:tcPr>
@@ -28116,16 +28104,25 @@
               <w:pStyle w:val="4"/>
               <w:ind w:firstLine="0"/>
               <w:rPr>
-                <w:rFonts w:ascii="Times New Roman" w:hAnsi="Times New Roman"/>
-                <w:sz w:val="21"/>
-              </w:rPr>
-            </w:pPr>
-            <w:r>
-              <w:rPr>
-                <w:rFonts w:ascii="Times New Roman" w:hAnsi="Times New Roman"/>
-                <w:sz w:val="21"/>
-              </w:rPr>
-              <w:t>0x0cfd6720</w:t>
+                <w:rFonts w:hint="default" w:ascii="Times New Roman" w:hAnsi="Times New Roman" w:eastAsia="宋体"/>
+                <w:sz w:val="21"/>
+                <w:lang w:val="en-US" w:eastAsia="zh-CN"/>
+              </w:rPr>
+            </w:pPr>
+            <w:r>
+              <w:rPr>
+                <w:rFonts w:ascii="Times New Roman" w:hAnsi="Times New Roman"/>
+                <w:sz w:val="21"/>
+              </w:rPr>
+              <w:t>0x0</w:t>
+            </w:r>
+            <w:r>
+              <w:rPr>
+                <w:rFonts w:hint="eastAsia" w:ascii="Times New Roman" w:hAnsi="Times New Roman"/>
+                <w:sz w:val="21"/>
+                <w:lang w:val="en-US" w:eastAsia="zh-CN"/>
+              </w:rPr>
+              <w:t>CFD6720</w:t>
             </w:r>
           </w:p>
         </w:tc>
@@ -31267,20 +31264,8 @@
                 <w:sz w:val="22"/>
                 <w:szCs w:val="22"/>
               </w:rPr>
-              <w:t>KEY ON或充</w:t>
-            </w:r>
-            <w:bookmarkStart w:id="71" w:name="_GoBack"/>
-            <w:r>
-              <w:rPr>
-                <w:rFonts w:hint="eastAsia" w:ascii="等线" w:hAnsi="等线" w:eastAsia="等线" w:cs="宋体"/>
-                <w:color w:val="FF0000"/>
-                <w:kern w:val="0"/>
-                <w:sz w:val="22"/>
-                <w:szCs w:val="22"/>
-              </w:rPr>
-              <w:t>电继电器连接</w:t>
-            </w:r>
-            <w:bookmarkEnd w:id="71"/>
+              <w:t>KEY ON或充电继电器连接</w:t>
+            </w:r>
           </w:p>
         </w:tc>
         <w:tc>
@@ -32478,12 +32463,6 @@
             <w:insideH w:val="single" w:color="auto" w:sz="4" w:space="0"/>
             <w:insideV w:val="single" w:color="auto" w:sz="4" w:space="0"/>
           </w:tblBorders>
-          <w:tblCellMar>
-            <w:top w:w="0" w:type="dxa"/>
-            <w:left w:w="108" w:type="dxa"/>
-            <w:bottom w:w="0" w:type="dxa"/>
-            <w:right w:w="108" w:type="dxa"/>
-          </w:tblCellMar>
         </w:tblPrEx>
         <w:tc>
           <w:tcPr>
@@ -32566,12 +32545,6 @@
             <w:insideH w:val="single" w:color="auto" w:sz="4" w:space="0"/>
             <w:insideV w:val="single" w:color="auto" w:sz="4" w:space="0"/>
           </w:tblBorders>
-          <w:tblCellMar>
-            <w:top w:w="0" w:type="dxa"/>
-            <w:left w:w="108" w:type="dxa"/>
-            <w:bottom w:w="0" w:type="dxa"/>
-            <w:right w:w="108" w:type="dxa"/>
-          </w:tblCellMar>
         </w:tblPrEx>
         <w:tc>
           <w:tcPr>
@@ -33392,19 +33365,27 @@
         <w:rPr>
           <w:rFonts w:hint="eastAsia"/>
         </w:rPr>
-        <w:t>唤醒O</w:t>
-      </w:r>
-      <w:r>
-        <w:t>BC</w:t>
+        <w:t>唤醒</w:t>
       </w:r>
       <w:r>
         <w:rPr>
           <w:rFonts w:hint="eastAsia"/>
-        </w:rPr>
-        <w:t>，O</w:t>
-      </w:r>
-      <w:r>
-        <w:t>BC</w:t>
+          <w:lang w:val="en-US" w:eastAsia="zh-CN"/>
+        </w:rPr>
+        <w:t>BMS</w:t>
+      </w:r>
+      <w:r>
+        <w:rPr>
+          <w:rFonts w:hint="eastAsia"/>
+        </w:rPr>
+        <w:t>，</w:t>
+      </w:r>
+      <w:r>
+        <w:rPr>
+          <w:rFonts w:hint="eastAsia"/>
+          <w:lang w:val="en-US" w:eastAsia="zh-CN"/>
+        </w:rPr>
+        <w:t>BMS</w:t>
       </w:r>
       <w:r>
         <w:rPr>
@@ -33884,7 +33865,9 @@
         <w:pStyle w:val="4"/>
         <w:ind w:firstLine="0"/>
         <w:rPr>
+          <w:rFonts w:hint="eastAsia" w:eastAsia="宋体"/>
           <w:color w:val="0000FF"/>
+          <w:lang w:val="en-US" w:eastAsia="zh-CN"/>
         </w:rPr>
       </w:pPr>
     </w:p>
@@ -35258,7 +35241,7 @@
         <w:drawing>
           <wp:inline distT="0" distB="0" distL="0" distR="0">
             <wp:extent cx="6120765" cy="3088640"/>
-            <wp:effectExtent l="0" t="0" r="0" b="0"/>
+            <wp:effectExtent l="0" t="0" r="635" b="10160"/>
             <wp:docPr id="10" name="图片 10"/>
             <wp:cNvGraphicFramePr>
               <a:graphicFrameLocks xmlns:a="http://schemas.openxmlformats.org/drawingml/2006/main" noChangeAspect="1"/>
@@ -35492,12 +35475,63 @@
     </w:p>
     <w:p>
       <w:pPr>
+        <w:pStyle w:val="5"/>
+        <w:spacing w:before="120" w:after="120"/>
+      </w:pPr>
+      <w:r>
+        <w:rPr>
+          <w:rFonts w:hint="eastAsia"/>
+          <w:lang w:val="en-US" w:eastAsia="zh-CN"/>
+        </w:rPr>
+        <w:t>搭建问题</w:t>
+      </w:r>
+    </w:p>
+    <w:p>
+      <w:pPr>
+        <w:rPr>
+          <w:rFonts w:hint="eastAsia"/>
+          <w:lang w:val="en-US" w:eastAsia="zh-CN"/>
+        </w:rPr>
+      </w:pPr>
+      <w:r>
+        <w:rPr>
+          <w:rFonts w:hint="eastAsia"/>
+          <w:lang w:val="en-US" w:eastAsia="zh-CN"/>
+        </w:rPr>
+        <w:t>1.KeyON与start信号如何检测</w:t>
+      </w:r>
+    </w:p>
+    <w:p>
+      <w:pPr>
+        <w:rPr>
+          <w:rFonts w:hint="default"/>
+          <w:lang w:val="en-US" w:eastAsia="zh-CN"/>
+        </w:rPr>
+      </w:pPr>
+      <w:r>
+        <w:rPr>
+          <w:rFonts w:hint="eastAsia"/>
+          <w:lang w:val="en-US" w:eastAsia="zh-CN"/>
+        </w:rPr>
+        <w:t>2.PDU的SHr信号的用途</w:t>
+      </w:r>
+    </w:p>
+    <w:p>
+      <w:pPr>
         <w:pStyle w:val="4"/>
         <w:ind w:firstLine="0"/>
         <w:rPr>
+          <w:rFonts w:hint="default" w:eastAsia="宋体"/>
+          <w:lang w:val="en-US" w:eastAsia="zh-CN"/>
+        </w:rPr>
+      </w:pPr>
+      <w:r>
+        <w:rPr>
           <w:rFonts w:hint="eastAsia"/>
-        </w:rPr>
-      </w:pPr>
+          <w:lang w:val="en-US" w:eastAsia="zh-CN"/>
+        </w:rPr>
+        <w:t>3.动力CAN中信号的实际归属通道</w:t>
+      </w:r>
     </w:p>
     <w:p>
       <w:pPr>
@@ -36730,7 +36764,7 @@
         <w:drawing>
           <wp:inline distT="0" distB="0" distL="0" distR="0">
             <wp:extent cx="6120765" cy="3271520"/>
-            <wp:effectExtent l="0" t="0" r="0" b="5080"/>
+            <wp:effectExtent l="0" t="0" r="635" b="5080"/>
             <wp:docPr id="13" name="图片 13"/>
             <wp:cNvGraphicFramePr>
               <a:graphicFrameLocks xmlns:a="http://schemas.openxmlformats.org/drawingml/2006/main" noChangeAspect="1"/>
@@ -36852,10 +36886,72 @@
     </w:p>
     <w:p>
       <w:pPr>
+        <w:pStyle w:val="5"/>
+        <w:spacing w:before="120" w:after="120"/>
+      </w:pPr>
+      <w:r>
+        <w:rPr>
+          <w:rFonts w:hint="eastAsia"/>
+          <w:lang w:val="en-US" w:eastAsia="zh-CN"/>
+        </w:rPr>
+        <w:t>搭建问题</w:t>
+      </w:r>
+    </w:p>
+    <w:p>
+      <w:pPr>
         <w:pStyle w:val="4"/>
         <w:ind w:firstLine="0"/>
         <w:rPr>
           <w:rFonts w:hint="eastAsia"/>
+          <w:lang w:val="en-US" w:eastAsia="zh-CN"/>
+        </w:rPr>
+      </w:pPr>
+      <w:r>
+        <w:rPr>
+          <w:rFonts w:hint="eastAsia"/>
+          <w:lang w:val="en-US" w:eastAsia="zh-CN"/>
+        </w:rPr>
+        <w:t>1.OBC可能使能才有信号反馈，是否需要OBC_Fault，其中6个信号都是bool，代表好坏</w:t>
+      </w:r>
+      <w:r>
+        <w:rPr>
+          <w:rFonts w:hint="eastAsia"/>
+          <w:lang w:val="en-US" w:eastAsia="zh-CN"/>
+        </w:rPr>
+        <w:br w:type="textWrapping"/>
+      </w:r>
+      <w:r>
+        <w:rPr>
+          <w:rFonts w:hint="eastAsia"/>
+          <w:lang w:val="en-US" w:eastAsia="zh-CN"/>
+        </w:rPr>
+        <w:t>2.绝缘电阻是什么，如何加入判断</w:t>
+      </w:r>
+    </w:p>
+    <w:p>
+      <w:pPr>
+        <w:pStyle w:val="4"/>
+        <w:ind w:firstLine="0"/>
+        <w:rPr>
+          <w:rFonts w:hint="default"/>
+          <w:lang w:val="en-US" w:eastAsia="zh-CN"/>
+        </w:rPr>
+      </w:pPr>
+      <w:r>
+        <w:rPr>
+          <w:rFonts w:hint="eastAsia"/>
+          <w:lang w:val="en-US" w:eastAsia="zh-CN"/>
+        </w:rPr>
+        <w:t>3.PDU中的充电控制指令的用处</w:t>
+      </w:r>
+    </w:p>
+    <w:p>
+      <w:pPr>
+        <w:pStyle w:val="4"/>
+        <w:ind w:firstLine="0"/>
+        <w:rPr>
+          <w:rFonts w:hint="default" w:eastAsia="宋体"/>
+          <w:lang w:val="en-US" w:eastAsia="zh-CN"/>
         </w:rPr>
       </w:pPr>
     </w:p>
@@ -37635,7 +37731,16 @@
                 <w:rFonts w:hint="eastAsia" w:ascii="Times New Roman" w:hAnsi="Times New Roman"/>
                 <w:sz w:val="21"/>
               </w:rPr>
-              <w:t>最高报警等级</w:t>
+              <w:t>最高报</w:t>
+            </w:r>
+            <w:bookmarkStart w:id="71" w:name="_GoBack"/>
+            <w:bookmarkEnd w:id="71"/>
+            <w:r>
+              <w:rPr>
+                <w:rFonts w:hint="eastAsia" w:ascii="Times New Roman" w:hAnsi="Times New Roman"/>
+                <w:sz w:val="21"/>
+              </w:rPr>
+              <w:t>警等级</w:t>
             </w:r>
           </w:p>
         </w:tc>
@@ -38982,7 +39087,22 @@
                 <w:rFonts w:hint="eastAsia" w:ascii="Times New Roman" w:hAnsi="Times New Roman"/>
                 <w:sz w:val="21"/>
               </w:rPr>
-              <w:t>：反转电动</w:t>
+              <w:t>：反</w:t>
+            </w:r>
+            <w:r>
+              <w:rPr>
+                <w:rFonts w:hint="eastAsia" w:ascii="Times New Roman" w:hAnsi="Times New Roman"/>
+                <w:sz w:val="21"/>
+                <w:lang w:val="en-US" w:eastAsia="zh-CN"/>
+              </w:rPr>
+              <w:t>·</w:t>
+            </w:r>
+            <w:r>
+              <w:rPr>
+                <w:rFonts w:hint="eastAsia" w:ascii="Times New Roman" w:hAnsi="Times New Roman"/>
+                <w:sz w:val="21"/>
+              </w:rPr>
+              <w:t>电动</w:t>
             </w:r>
             <w:r>
               <w:rPr>
@@ -47559,11 +47679,11 @@
     <w:lsdException w:qFormat="1" w:unhideWhenUsed="0" w:uiPriority="0" w:name="toc 5"/>
     <w:lsdException w:qFormat="1" w:unhideWhenUsed="0" w:uiPriority="0" w:name="toc 6"/>
     <w:lsdException w:qFormat="1" w:unhideWhenUsed="0" w:uiPriority="39" w:semiHidden="0" w:name="toc 7"/>
-    <w:lsdException w:unhideWhenUsed="0" w:uiPriority="0" w:name="toc 8"/>
+    <w:lsdException w:qFormat="1" w:unhideWhenUsed="0" w:uiPriority="0" w:name="toc 8"/>
     <w:lsdException w:qFormat="1" w:unhideWhenUsed="0" w:uiPriority="0" w:name="toc 9"/>
-    <w:lsdException w:unhideWhenUsed="0" w:uiPriority="0" w:semiHidden="0" w:name="Normal Indent"/>
+    <w:lsdException w:qFormat="1" w:unhideWhenUsed="0" w:uiPriority="0" w:semiHidden="0" w:name="Normal Indent"/>
     <w:lsdException w:unhideWhenUsed="0" w:uiPriority="0" w:semiHidden="0" w:name="footnote text"/>
-    <w:lsdException w:unhideWhenUsed="0" w:uiPriority="0" w:name="annotation text"/>
+    <w:lsdException w:qFormat="1" w:unhideWhenUsed="0" w:uiPriority="0" w:name="annotation text"/>
     <w:lsdException w:qFormat="1" w:unhideWhenUsed="0" w:uiPriority="0" w:semiHidden="0" w:name="header"/>
     <w:lsdException w:qFormat="1" w:unhideWhenUsed="0" w:uiPriority="0" w:semiHidden="0" w:name="footer"/>
     <w:lsdException w:unhideWhenUsed="0" w:uiPriority="0" w:semiHidden="0" w:name="index heading"/>
@@ -47572,7 +47692,7 @@
     <w:lsdException w:unhideWhenUsed="0" w:uiPriority="0" w:semiHidden="0" w:name="envelope address"/>
     <w:lsdException w:unhideWhenUsed="0" w:uiPriority="0" w:semiHidden="0" w:name="envelope return"/>
     <w:lsdException w:unhideWhenUsed="0" w:uiPriority="0" w:semiHidden="0" w:name="footnote reference"/>
-    <w:lsdException w:unhideWhenUsed="0" w:uiPriority="0" w:name="annotation reference"/>
+    <w:lsdException w:qFormat="1" w:unhideWhenUsed="0" w:uiPriority="0" w:name="annotation reference"/>
     <w:lsdException w:unhideWhenUsed="0" w:uiPriority="0" w:semiHidden="0" w:name="line number"/>
     <w:lsdException w:qFormat="1" w:unhideWhenUsed="0" w:uiPriority="0" w:semiHidden="0" w:name="page number"/>
     <w:lsdException w:unhideWhenUsed="0" w:uiPriority="0" w:semiHidden="0" w:name="endnote reference"/>
@@ -47598,7 +47718,7 @@
     <w:lsdException w:qFormat="1" w:unhideWhenUsed="0" w:uiPriority="0" w:semiHidden="0" w:name="Title"/>
     <w:lsdException w:unhideWhenUsed="0" w:uiPriority="0" w:semiHidden="0" w:name="Closing"/>
     <w:lsdException w:unhideWhenUsed="0" w:uiPriority="0" w:semiHidden="0" w:name="Signature"/>
-    <w:lsdException w:uiPriority="1" w:semiHidden="0" w:name="Default Paragraph Font"/>
+    <w:lsdException w:qFormat="1" w:uiPriority="1" w:semiHidden="0" w:name="Default Paragraph Font"/>
     <w:lsdException w:unhideWhenUsed="0" w:uiPriority="0" w:semiHidden="0" w:name="Body Text"/>
     <w:lsdException w:unhideWhenUsed="0" w:uiPriority="0" w:semiHidden="0" w:name="Body Text Indent"/>
     <w:lsdException w:unhideWhenUsed="0" w:uiPriority="0" w:semiHidden="0" w:name="List Continue"/>
@@ -47625,7 +47745,7 @@
     <w:lsdException w:qFormat="1" w:unhideWhenUsed="0" w:uiPriority="0" w:name="Document Map"/>
     <w:lsdException w:unhideWhenUsed="0" w:uiPriority="0" w:semiHidden="0" w:name="Plain Text"/>
     <w:lsdException w:unhideWhenUsed="0" w:uiPriority="0" w:semiHidden="0" w:name="E-mail Signature"/>
-    <w:lsdException w:uiPriority="99" w:semiHidden="0" w:name="Normal (Web)"/>
+    <w:lsdException w:qFormat="1" w:uiPriority="99" w:semiHidden="0" w:name="Normal (Web)"/>
     <w:lsdException w:unhideWhenUsed="0" w:uiPriority="0" w:semiHidden="0" w:name="HTML Acronym"/>
     <w:lsdException w:unhideWhenUsed="0" w:uiPriority="0" w:semiHidden="0" w:name="HTML Address"/>
     <w:lsdException w:unhideWhenUsed="0" w:uiPriority="0" w:semiHidden="0" w:name="HTML Cite"/>
@@ -47637,7 +47757,7 @@
     <w:lsdException w:unhideWhenUsed="0" w:uiPriority="0" w:semiHidden="0" w:name="HTML Typewriter"/>
     <w:lsdException w:unhideWhenUsed="0" w:uiPriority="0" w:semiHidden="0" w:name="HTML Variable"/>
     <w:lsdException w:qFormat="1" w:uiPriority="99" w:name="Normal Table"/>
-    <w:lsdException w:unhideWhenUsed="0" w:uiPriority="0" w:semiHidden="0" w:name="annotation subject"/>
+    <w:lsdException w:qFormat="1" w:unhideWhenUsed="0" w:uiPriority="0" w:semiHidden="0" w:name="annotation subject"/>
     <w:lsdException w:uiPriority="0" w:name="Table Simple 1"/>
     <w:lsdException w:uiPriority="0" w:name="Table Simple 2"/>
     <w:lsdException w:uiPriority="0" w:name="Table Simple 3"/>
@@ -48012,6 +48132,7 @@
   <w:style w:type="character" w:default="1" w:styleId="33">
     <w:name w:val="Default Paragraph Font"/>
     <w:unhideWhenUsed/>
+    <w:qFormat/>
     <w:uiPriority w:val="1"/>
   </w:style>
   <w:style w:type="table" w:default="1" w:styleId="30">
@@ -48032,6 +48153,7 @@
   <w:style w:type="paragraph" w:styleId="4">
     <w:name w:val="Normal Indent"/>
     <w:basedOn w:val="1"/>
+    <w:qFormat/>
     <w:uiPriority w:val="0"/>
     <w:pPr>
       <w:adjustRightInd w:val="0"/>
@@ -48085,6 +48207,7 @@
     <w:basedOn w:val="1"/>
     <w:link w:val="37"/>
     <w:semiHidden/>
+    <w:qFormat/>
     <w:uiPriority w:val="0"/>
     <w:pPr>
       <w:jc w:val="left"/>
@@ -48128,6 +48251,7 @@
     <w:basedOn w:val="1"/>
     <w:next w:val="1"/>
     <w:semiHidden/>
+    <w:qFormat/>
     <w:uiPriority w:val="0"/>
     <w:pPr>
       <w:ind w:left="1260"/>
@@ -48287,6 +48411,7 @@
     <w:name w:val="Normal (Web)"/>
     <w:basedOn w:val="1"/>
     <w:unhideWhenUsed/>
+    <w:qFormat/>
     <w:uiPriority w:val="99"/>
     <w:pPr>
       <w:widowControl/>
@@ -48327,6 +48452,7 @@
     <w:basedOn w:val="15"/>
     <w:next w:val="15"/>
     <w:link w:val="39"/>
+    <w:qFormat/>
     <w:uiPriority w:val="0"/>
     <w:rPr>
       <w:b/>
@@ -48412,6 +48538,7 @@
   <w:style w:type="character" w:styleId="36">
     <w:name w:val="annotation reference"/>
     <w:semiHidden/>
+    <w:qFormat/>
     <w:uiPriority w:val="0"/>
     <w:rPr>
       <w:sz w:val="21"/>
@@ -48421,6 +48548,7 @@
     <w:name w:val="批注文字 字符"/>
     <w:link w:val="15"/>
     <w:semiHidden/>
+    <w:qFormat/>
     <w:uiPriority w:val="0"/>
     <w:rPr>
       <w:rFonts w:ascii="Arial Narrow" w:hAnsi="Arial Narrow"/>
@@ -48445,6 +48573,7 @@
     <w:name w:val="批注主题 字符"/>
     <w:basedOn w:val="37"/>
     <w:link w:val="29"/>
+    <w:qFormat/>
     <w:uiPriority w:val="0"/>
     <w:rPr>
       <w:rFonts w:ascii="Arial Narrow" w:hAnsi="Arial Narrow"/>
@@ -48477,6 +48606,7 @@
   <w:style w:type="character" w:customStyle="1" w:styleId="41">
     <w:name w:val="标题 2 字符"/>
     <w:link w:val="3"/>
+    <w:qFormat/>
     <w:uiPriority w:val="9"/>
     <w:rPr>
       <w:rFonts w:ascii="Arial Narrow" w:hAnsi="Arial Narrow"/>
@@ -48554,6 +48684,7 @@
     <w:name w:val="标题 4 字符"/>
     <w:basedOn w:val="33"/>
     <w:link w:val="6"/>
+    <w:qFormat/>
     <w:uiPriority w:val="9"/>
     <w:rPr>
       <w:rFonts w:ascii="Arial Narrow" w:hAnsi="Arial Narrow"/>
